--- a/public/templates/command-center/Aurixa_Commercial_Property_Assessment.docx
+++ b/public/templates/command-center/Aurixa_Commercial_Property_Assessment.docx
@@ -449,7 +449,7 @@
         <w:keepLines/>
         <w:pageBreakBefore w:val="0"/>
         <w:widowControl w:val="1"/>
-        <w:spacing w:before="0" w:after="0" w:line="160" w:lineRule="exact"/>
+        <w:spacing w:before="0" w:after="0" w:line="3912" w:lineRule="exact"/>
       </w:pPr>
       <w:r>
         <w:rPr>
@@ -504,7 +504,7 @@
           </w:tcPr>
           <w:p>
             <w:pPr>
-              <w:keepNext w:val="0"/>
+              <w:keepNext/>
               <w:keepLines/>
               <w:pageBreakBefore w:val="0"/>
               <w:widowControl w:val="1"/>
@@ -545,7 +545,7 @@
           </w:tcPr>
           <w:p>
             <w:pPr>
-              <w:keepNext w:val="0"/>
+              <w:keepNext/>
               <w:keepLines/>
               <w:pageBreakBefore w:val="0"/>
               <w:widowControl w:val="1"/>
@@ -584,7 +584,7 @@
           </w:tcPr>
           <w:p>
             <w:pPr>
-              <w:keepNext w:val="0"/>
+              <w:keepNext/>
               <w:keepLines/>
               <w:pageBreakBefore w:val="0"/>
               <w:widowControl w:val="1"/>
@@ -625,7 +625,7 @@
           </w:tcPr>
           <w:p>
             <w:pPr>
-              <w:keepNext w:val="0"/>
+              <w:keepNext/>
               <w:keepLines/>
               <w:pageBreakBefore w:val="0"/>
               <w:widowControl w:val="1"/>
@@ -670,7 +670,7 @@
           </w:tcPr>
           <w:p>
             <w:pPr>
-              <w:keepNext w:val="0"/>
+              <w:keepNext/>
               <w:keepLines/>
               <w:pageBreakBefore w:val="0"/>
               <w:widowControl w:val="1"/>
@@ -711,7 +711,7 @@
           </w:tcPr>
           <w:p>
             <w:pPr>
-              <w:keepNext w:val="0"/>
+              <w:keepNext/>
               <w:keepLines/>
               <w:pageBreakBefore w:val="0"/>
               <w:widowControl w:val="1"/>
@@ -750,7 +750,7 @@
           </w:tcPr>
           <w:p>
             <w:pPr>
-              <w:keepNext w:val="0"/>
+              <w:keepNext/>
               <w:keepLines/>
               <w:pageBreakBefore w:val="0"/>
               <w:widowControl w:val="1"/>
@@ -791,7 +791,7 @@
           </w:tcPr>
           <w:p>
             <w:pPr>
-              <w:keepNext w:val="0"/>
+              <w:keepNext/>
               <w:keepLines/>
               <w:pageBreakBefore w:val="0"/>
               <w:widowControl w:val="1"/>
@@ -982,13 +982,13 @@
       <w:pPr>
         <w:keepNext w:val="0"/>
         <w:keepLines/>
-        <w:pageBreakBefore w:val="0"/>
+        <w:pageBreakBefore w:val="1"/>
         <w:widowControl w:val="1"/>
-        <w:spacing w:before="0" w:after="0"/>
+        <w:spacing w:before="0" w:after="0" w:line="20" w:lineRule="exact"/>
+        <w:rPr>
+          <w:sz w:val="2"/>
+        </w:rPr>
       </w:pPr>
-      <w:r>
-        <w:br w:type="page"/>
-      </w:r>
     </w:p>
     <w:tbl>
       <w:tblPr>
@@ -1077,7 +1077,7 @@
     </w:tbl>
     <w:p>
       <w:pPr>
-        <w:keepNext w:val="0"/>
+        <w:keepNext w:val="1"/>
         <w:keepLines/>
         <w:pageBreakBefore w:val="0"/>
         <w:widowControl w:val="1"/>
@@ -1433,13 +1433,13 @@
       <w:pPr>
         <w:keepNext w:val="0"/>
         <w:keepLines/>
-        <w:pageBreakBefore w:val="0"/>
+        <w:pageBreakBefore w:val="1"/>
         <w:widowControl w:val="1"/>
-        <w:spacing w:before="0" w:after="0"/>
+        <w:spacing w:before="0" w:after="0" w:line="20" w:lineRule="exact"/>
+        <w:rPr>
+          <w:sz w:val="2"/>
+        </w:rPr>
       </w:pPr>
-      <w:r>
-        <w:br w:type="page"/>
-      </w:r>
     </w:p>
     <w:tbl>
       <w:tblPr>
@@ -1561,7 +1561,7 @@
     </w:tbl>
     <w:p>
       <w:pPr>
-        <w:keepNext w:val="0"/>
+        <w:keepNext w:val="1"/>
         <w:keepLines/>
         <w:pageBreakBefore w:val="0"/>
         <w:widowControl w:val="1"/>
@@ -1944,7 +1944,7 @@
     </w:tbl>
     <w:p>
       <w:pPr>
-        <w:keepNext w:val="0"/>
+        <w:keepNext w:val="1"/>
         <w:keepLines/>
         <w:pageBreakBefore w:val="0"/>
         <w:widowControl w:val="1"/>
@@ -2361,18 +2361,6 @@
         </w:tc>
       </w:tr>
     </w:tbl>
-    <w:p>
-      <w:pPr>
-        <w:keepNext w:val="0"/>
-        <w:keepLines/>
-        <w:pageBreakBefore w:val="0"/>
-        <w:widowControl w:val="1"/>
-        <w:spacing w:before="0" w:after="0"/>
-      </w:pPr>
-      <w:r>
-        <w:br w:type="page"/>
-      </w:r>
-    </w:p>
     <w:tbl>
       <w:tblPr>
         <w:tblW w:type="auto" w:w="0"/>
@@ -2493,7 +2481,7 @@
     </w:tbl>
     <w:p>
       <w:pPr>
-        <w:keepNext w:val="0"/>
+        <w:keepNext w:val="1"/>
         <w:keepLines/>
         <w:pageBreakBefore w:val="0"/>
         <w:widowControl w:val="1"/>
@@ -3724,7 +3712,7 @@
     </w:tbl>
     <w:p>
       <w:pPr>
-        <w:keepNext w:val="0"/>
+        <w:keepNext w:val="1"/>
         <w:keepLines/>
         <w:pageBreakBefore w:val="0"/>
         <w:widowControl w:val="1"/>
@@ -5631,7 +5619,7 @@
           </w:tcPr>
           <w:p>
             <w:pPr>
-              <w:keepNext w:val="0"/>
+              <w:keepNext/>
               <w:keepLines/>
               <w:pageBreakBefore w:val="0"/>
               <w:widowControl w:val="1"/>
@@ -5659,7 +5647,7 @@
           </w:tcPr>
           <w:p>
             <w:pPr>
-              <w:keepNext w:val="0"/>
+              <w:keepNext/>
               <w:keepLines/>
               <w:pageBreakBefore w:val="0"/>
               <w:widowControl w:val="1"/>
@@ -5698,7 +5686,7 @@
           </w:tcPr>
           <w:p>
             <w:pPr>
-              <w:keepNext w:val="0"/>
+              <w:keepNext/>
               <w:keepLines/>
               <w:pageBreakBefore w:val="0"/>
               <w:widowControl w:val="1"/>
@@ -5738,7 +5726,7 @@
           </w:tcPr>
           <w:p>
             <w:pPr>
-              <w:keepNext w:val="0"/>
+              <w:keepNext/>
               <w:keepLines/>
               <w:pageBreakBefore w:val="0"/>
               <w:widowControl w:val="1"/>
@@ -5766,7 +5754,7 @@
           </w:tcPr>
           <w:p>
             <w:pPr>
-              <w:keepNext w:val="0"/>
+              <w:keepNext/>
               <w:keepLines/>
               <w:pageBreakBefore w:val="0"/>
               <w:widowControl w:val="1"/>
@@ -5794,7 +5782,7 @@
           </w:tcPr>
           <w:p>
             <w:pPr>
-              <w:keepNext w:val="0"/>
+              <w:keepNext/>
               <w:keepLines/>
               <w:pageBreakBefore w:val="0"/>
               <w:widowControl w:val="1"/>
@@ -5834,7 +5822,7 @@
           </w:tcPr>
           <w:p>
             <w:pPr>
-              <w:keepNext w:val="0"/>
+              <w:keepNext/>
               <w:keepLines/>
               <w:pageBreakBefore w:val="0"/>
               <w:widowControl w:val="1"/>
@@ -5874,7 +5862,7 @@
           </w:tcPr>
           <w:p>
             <w:pPr>
-              <w:keepNext w:val="0"/>
+              <w:keepNext/>
               <w:keepLines/>
               <w:pageBreakBefore w:val="0"/>
               <w:widowControl w:val="1"/>
@@ -5902,7 +5890,7 @@
           </w:tcPr>
           <w:p>
             <w:pPr>
-              <w:keepNext w:val="0"/>
+              <w:keepNext/>
               <w:keepLines/>
               <w:pageBreakBefore w:val="0"/>
               <w:widowControl w:val="1"/>
@@ -5930,18 +5918,6 @@
           <w:u w:val="none"/>
         </w:rPr>
         <w:t>Rents are net of outgoings, which are fully recoverable under all four leases. Passing net income after a 3.5% structural vacancy allowance is $742,000.</w:t>
-      </w:r>
-    </w:p>
-    <w:p>
-      <w:pPr>
-        <w:keepNext w:val="0"/>
-        <w:keepLines/>
-        <w:pageBreakBefore w:val="0"/>
-        <w:widowControl w:val="1"/>
-        <w:spacing w:before="0" w:after="0"/>
-      </w:pPr>
-      <w:r>
-        <w:br w:type="page"/>
       </w:r>
     </w:p>
     <w:tbl>
@@ -6064,7 +6040,7 @@
     </w:tbl>
     <w:p>
       <w:pPr>
-        <w:keepNext w:val="0"/>
+        <w:keepNext w:val="1"/>
         <w:keepLines/>
         <w:pageBreakBefore w:val="0"/>
         <w:widowControl w:val="1"/>
@@ -6287,7 +6263,7 @@
           </w:tcPr>
           <w:p>
             <w:pPr>
-              <w:keepNext w:val="0"/>
+              <w:keepNext/>
               <w:keepLines/>
               <w:pageBreakBefore w:val="0"/>
               <w:widowControl w:val="1"/>
@@ -6401,7 +6377,11 @@
               </w:tc>
             </w:tr>
           </w:tbl>
-          <w:p/>
+          <w:p>
+            <w:pPr>
+              <w:keepNext/>
+            </w:pPr>
+          </w:p>
         </w:tc>
         <w:tc>
           <w:tcPr>
@@ -6422,7 +6402,7 @@
           </w:tcPr>
           <w:p>
             <w:pPr>
-              <w:keepNext w:val="0"/>
+              <w:keepNext/>
               <w:keepLines/>
               <w:pageBreakBefore w:val="0"/>
               <w:widowControl w:val="1"/>
@@ -6467,7 +6447,7 @@
           </w:tcPr>
           <w:p>
             <w:pPr>
-              <w:keepNext w:val="0"/>
+              <w:keepNext/>
               <w:keepLines/>
               <w:pageBreakBefore w:val="0"/>
               <w:widowControl w:val="1"/>
@@ -6581,7 +6561,11 @@
               </w:tc>
             </w:tr>
           </w:tbl>
-          <w:p/>
+          <w:p>
+            <w:pPr>
+              <w:keepNext/>
+            </w:pPr>
+          </w:p>
         </w:tc>
         <w:tc>
           <w:tcPr>
@@ -6602,7 +6586,7 @@
           </w:tcPr>
           <w:p>
             <w:pPr>
-              <w:keepNext w:val="0"/>
+              <w:keepNext/>
               <w:keepLines/>
               <w:pageBreakBefore w:val="0"/>
               <w:widowControl w:val="1"/>
@@ -6647,7 +6631,7 @@
           </w:tcPr>
           <w:p>
             <w:pPr>
-              <w:keepNext w:val="0"/>
+              <w:keepNext/>
               <w:keepLines/>
               <w:pageBreakBefore w:val="0"/>
               <w:widowControl w:val="1"/>
@@ -6761,7 +6745,11 @@
               </w:tc>
             </w:tr>
           </w:tbl>
-          <w:p/>
+          <w:p>
+            <w:pPr>
+              <w:keepNext/>
+            </w:pPr>
+          </w:p>
         </w:tc>
         <w:tc>
           <w:tcPr>
@@ -6782,7 +6770,7 @@
           </w:tcPr>
           <w:p>
             <w:pPr>
-              <w:keepNext w:val="0"/>
+              <w:keepNext/>
               <w:keepLines/>
               <w:pageBreakBefore w:val="0"/>
               <w:widowControl w:val="1"/>
@@ -6827,7 +6815,7 @@
           </w:tcPr>
           <w:p>
             <w:pPr>
-              <w:keepNext w:val="0"/>
+              <w:keepNext/>
               <w:keepLines/>
               <w:pageBreakBefore w:val="0"/>
               <w:widowControl w:val="1"/>
@@ -6941,7 +6929,11 @@
               </w:tc>
             </w:tr>
           </w:tbl>
-          <w:p/>
+          <w:p>
+            <w:pPr>
+              <w:keepNext/>
+            </w:pPr>
+          </w:p>
         </w:tc>
         <w:tc>
           <w:tcPr>
@@ -6962,7 +6954,7 @@
           </w:tcPr>
           <w:p>
             <w:pPr>
-              <w:keepNext w:val="0"/>
+              <w:keepNext/>
               <w:keepLines/>
               <w:pageBreakBefore w:val="0"/>
               <w:widowControl w:val="1"/>
@@ -7138,7 +7130,7 @@
     </w:tbl>
     <w:p>
       <w:pPr>
-        <w:keepNext w:val="0"/>
+        <w:keepNext w:val="1"/>
         <w:keepLines/>
         <w:pageBreakBefore w:val="0"/>
         <w:widowControl w:val="1"/>
@@ -8378,7 +8370,7 @@
           </w:tcPr>
           <w:p>
             <w:pPr>
-              <w:keepNext w:val="0"/>
+              <w:keepNext/>
               <w:keepLines/>
               <w:pageBreakBefore w:val="0"/>
               <w:widowControl w:val="1"/>
@@ -8417,7 +8409,7 @@
           </w:tcPr>
           <w:p>
             <w:pPr>
-              <w:keepNext w:val="0"/>
+              <w:keepNext/>
               <w:keepLines/>
               <w:pageBreakBefore w:val="0"/>
               <w:widowControl w:val="1"/>
@@ -8446,7 +8438,7 @@
           </w:tcPr>
           <w:p>
             <w:pPr>
-              <w:keepNext w:val="0"/>
+              <w:keepNext/>
               <w:keepLines/>
               <w:pageBreakBefore w:val="0"/>
               <w:widowControl w:val="1"/>
@@ -8474,7 +8466,7 @@
           </w:tcPr>
           <w:p>
             <w:pPr>
-              <w:keepNext w:val="0"/>
+              <w:keepNext/>
               <w:keepLines/>
               <w:pageBreakBefore w:val="0"/>
               <w:widowControl w:val="1"/>
@@ -8514,18 +8506,6 @@
           <w:u w:val="none"/>
         </w:rPr>
         <w:t>Outgoings are fully recoverable under all four leases except for capital and structural repairs, which are the landlord's.</w:t>
-      </w:r>
-    </w:p>
-    <w:p>
-      <w:pPr>
-        <w:keepNext w:val="0"/>
-        <w:keepLines/>
-        <w:pageBreakBefore w:val="0"/>
-        <w:widowControl w:val="1"/>
-        <w:spacing w:before="0" w:after="0"/>
-      </w:pPr>
-      <w:r>
-        <w:br w:type="page"/>
       </w:r>
     </w:p>
     <w:tbl>
@@ -8648,7 +8628,7 @@
     </w:tbl>
     <w:p>
       <w:pPr>
-        <w:keepNext w:val="0"/>
+        <w:keepNext w:val="1"/>
         <w:keepLines/>
         <w:pageBreakBefore w:val="0"/>
         <w:widowControl w:val="1"/>
@@ -9560,7 +9540,7 @@
           </w:tcPr>
           <w:p>
             <w:pPr>
-              <w:keepNext w:val="0"/>
+              <w:keepNext/>
               <w:keepLines/>
               <w:pageBreakBefore w:val="0"/>
               <w:widowControl w:val="1"/>
@@ -9599,7 +9579,7 @@
           </w:tcPr>
           <w:p>
             <w:pPr>
-              <w:keepNext w:val="0"/>
+              <w:keepNext/>
               <w:keepLines/>
               <w:pageBreakBefore w:val="0"/>
               <w:widowControl w:val="1"/>
@@ -9639,7 +9619,7 @@
           </w:tcPr>
           <w:p>
             <w:pPr>
-              <w:keepNext w:val="0"/>
+              <w:keepNext/>
               <w:keepLines/>
               <w:pageBreakBefore w:val="0"/>
               <w:widowControl w:val="1"/>
@@ -9679,7 +9659,7 @@
           </w:tcPr>
           <w:p>
             <w:pPr>
-              <w:keepNext w:val="0"/>
+              <w:keepNext/>
               <w:keepLines/>
               <w:pageBreakBefore w:val="0"/>
               <w:widowControl w:val="1"/>
@@ -9854,7 +9834,7 @@
     </w:tbl>
     <w:p>
       <w:pPr>
-        <w:keepNext w:val="0"/>
+        <w:keepNext w:val="1"/>
         <w:keepLines/>
         <w:pageBreakBefore w:val="0"/>
         <w:widowControl w:val="1"/>
@@ -10660,7 +10640,7 @@
     </w:tbl>
     <w:p>
       <w:pPr>
-        <w:keepNext w:val="0"/>
+        <w:keepNext w:val="1"/>
         <w:keepLines/>
         <w:pageBreakBefore w:val="0"/>
         <w:widowControl w:val="1"/>
@@ -10936,21 +10916,9 @@
     </w:tbl>
     <w:p>
       <w:pPr>
-        <w:keepNext w:val="0"/>
-        <w:keepLines/>
-        <w:pageBreakBefore w:val="0"/>
-        <w:widowControl w:val="1"/>
-        <w:spacing w:before="0" w:after="0"/>
-      </w:pPr>
-      <w:r>
-        <w:br w:type="page"/>
-      </w:r>
-    </w:p>
-    <w:p>
-      <w:pPr>
         <w:keepNext/>
         <w:keepLines/>
-        <w:pageBreakBefore w:val="0"/>
+        <w:pageBreakBefore w:val="1"/>
         <w:widowControl w:val="1"/>
         <w:spacing w:before="0" w:after="80"/>
       </w:pPr>
@@ -12763,13 +12731,13 @@
       <w:pPr>
         <w:keepNext w:val="0"/>
         <w:keepLines/>
-        <w:pageBreakBefore w:val="0"/>
+        <w:pageBreakBefore w:val="1"/>
         <w:widowControl w:val="1"/>
-        <w:spacing w:before="0" w:after="0"/>
+        <w:spacing w:before="0" w:after="0" w:line="20" w:lineRule="exact"/>
+        <w:rPr>
+          <w:sz w:val="2"/>
+        </w:rPr>
       </w:pPr>
-      <w:r>
-        <w:br w:type="page"/>
-      </w:r>
     </w:p>
     <w:tbl>
       <w:tblPr>
@@ -12880,7 +12848,7 @@
     </w:tbl>
     <w:p>
       <w:pPr>
-        <w:keepNext w:val="0"/>
+        <w:keepNext w:val="1"/>
         <w:keepLines/>
         <w:pageBreakBefore w:val="0"/>
         <w:widowControl w:val="1"/>
